--- a/Science Books/QED Course/Lesson 34 Fock Space.docx
+++ b/Science Books/QED Course/Lesson 34 Fock Space.docx
@@ -539,7 +539,73 @@
       <m:oMathPara>
         <m:oMath>
           <m:r>
-            <m:t xml:space="preserve">ℱ = ℋ₀ ⊕ ℋ₁ ⊕ ℋ₂ ⊕ ⋯</m:t>
+            <m:t xml:space="preserve">ℱ</m:t>
+          </m:r>
+          <m:r>
+            <m:t xml:space="preserve">=</m:t>
+          </m:r>
+          <m:sSub>
+            <m:e>
+              <m:r>
+                <m:t xml:space="preserve">ℋ</m:t>
+              </m:r>
+            </m:e>
+            <m:sub>
+              <m:r>
+                <m:t xml:space="preserve">0</m:t>
+              </m:r>
+            </m:sub>
+          </m:sSub>
+          <m:r>
+            <m:t xml:space="preserve"> </m:t>
+          </m:r>
+          <m:r>
+            <m:t xml:space="preserve">⊕</m:t>
+          </m:r>
+          <m:r>
+            <m:t xml:space="preserve"> </m:t>
+          </m:r>
+          <m:sSub>
+            <m:e>
+              <m:r>
+                <m:t xml:space="preserve">ℋ</m:t>
+              </m:r>
+            </m:e>
+            <m:sub>
+              <m:r>
+                <m:t xml:space="preserve">1</m:t>
+              </m:r>
+            </m:sub>
+          </m:sSub>
+          <m:r>
+            <m:t xml:space="preserve"> </m:t>
+          </m:r>
+          <m:r>
+            <m:t xml:space="preserve">⊕</m:t>
+          </m:r>
+          <m:r>
+            <m:t xml:space="preserve"> </m:t>
+          </m:r>
+          <m:sSub>
+            <m:e>
+              <m:r>
+                <m:t xml:space="preserve">ℋ</m:t>
+              </m:r>
+            </m:e>
+            <m:sub>
+              <m:r>
+                <m:t xml:space="preserve">2</m:t>
+              </m:r>
+            </m:sub>
+          </m:sSub>
+          <m:r>
+            <m:t xml:space="preserve"> </m:t>
+          </m:r>
+          <m:r>
+            <m:t xml:space="preserve">⊕</m:t>
+          </m:r>
+          <m:r>
+            <m:t xml:space="preserve">⋯</m:t>
           </m:r>
         </m:oMath>
       </m:oMathPara>
@@ -575,7 +641,182 @@
       <m:oMathPara>
         <m:oMath>
           <m:r>
-            <m:t xml:space="preserve">|ψ⟩ = (1/√n!) ∫ Π_i d³p_i/(2π)³ ψ̃(p₁, …, pₙ) a_(p₁)†⋯a_(pₙ)†|0⟩</m:t>
+            <m:t xml:space="preserve">|</m:t>
+          </m:r>
+          <m:r>
+            <m:t xml:space="preserve">ψ⟩</m:t>
+          </m:r>
+          <m:r>
+            <m:t xml:space="preserve">=</m:t>
+          </m:r>
+          <m:f>
+            <m:num>
+              <m:r>
+                <m:t xml:space="preserve">1</m:t>
+              </m:r>
+            </m:num>
+            <m:den>
+              <m:r>
+                <m:t xml:space="preserve">√n!</m:t>
+              </m:r>
+            </m:den>
+          </m:f>
+          <m:r>
+            <m:t xml:space="preserve"> </m:t>
+          </m:r>
+          <m:r>
+            <m:t xml:space="preserve">∫</m:t>
+          </m:r>
+          <m:r>
+            <m:t xml:space="preserve"> </m:t>
+          </m:r>
+          <m:sSub>
+            <m:e>
+              <m:r>
+                <m:t xml:space="preserve">Π</m:t>
+              </m:r>
+            </m:e>
+            <m:sub>
+              <m:r>
+                <m:t xml:space="preserve">i</m:t>
+              </m:r>
+            </m:sub>
+          </m:sSub>
+          <m:r>
+            <m:t xml:space="preserve"> </m:t>
+          </m:r>
+          <m:f>
+            <m:num>
+              <m:sSup>
+                <m:e>
+                  <m:r>
+                    <m:t xml:space="preserve">d</m:t>
+                  </m:r>
+                </m:e>
+                <m:sup>
+                  <m:r>
+                    <m:t xml:space="preserve">3</m:t>
+                  </m:r>
+                </m:sup>
+              </m:sSup>
+              <m:sSub>
+                <m:e>
+                  <m:r>
+                    <m:t xml:space="preserve">p</m:t>
+                  </m:r>
+                </m:e>
+                <m:sub>
+                  <m:r>
+                    <m:t xml:space="preserve">i</m:t>
+                  </m:r>
+                </m:sub>
+              </m:sSub>
+            </m:num>
+            <m:den>
+              <m:sSup>
+                <m:e>
+                  <m:d>
+                    <m:dPr/>
+                    <m:e>
+                      <m:r>
+                        <m:t xml:space="preserve">2π</m:t>
+                      </m:r>
+                    </m:e>
+                  </m:d>
+                </m:e>
+                <m:sup>
+                  <m:r>
+                    <m:t xml:space="preserve">3</m:t>
+                  </m:r>
+                </m:sup>
+              </m:sSup>
+            </m:den>
+          </m:f>
+          <m:r>
+            <m:t xml:space="preserve"> </m:t>
+          </m:r>
+          <m:r>
+            <m:t xml:space="preserve">ψ̃</m:t>
+          </m:r>
+          <m:d>
+            <m:dPr/>
+            <m:e>
+              <m:sSub>
+                <m:e>
+                  <m:r>
+                    <m:t xml:space="preserve">p</m:t>
+                  </m:r>
+                </m:e>
+                <m:sub>
+                  <m:r>
+                    <m:t xml:space="preserve">1</m:t>
+                  </m:r>
+                </m:sub>
+              </m:sSub>
+              <m:r>
+                <m:t xml:space="preserve">,</m:t>
+              </m:r>
+              <m:r>
+                <m:t xml:space="preserve">…</m:t>
+              </m:r>
+              <m:r>
+                <m:t xml:space="preserve">,</m:t>
+              </m:r>
+              <m:r>
+                <m:t xml:space="preserve">pₙ</m:t>
+              </m:r>
+            </m:e>
+          </m:d>
+          <m:r>
+            <m:t xml:space="preserve"> </m:t>
+          </m:r>
+          <m:sSub>
+            <m:e>
+              <m:r>
+                <m:t xml:space="preserve">a</m:t>
+              </m:r>
+            </m:e>
+            <m:sub>
+              <m:sSub>
+                <m:e>
+                  <m:r>
+                    <m:t xml:space="preserve">p</m:t>
+                  </m:r>
+                </m:e>
+                <m:sub>
+                  <m:r>
+                    <m:t xml:space="preserve">1</m:t>
+                  </m:r>
+                </m:sub>
+              </m:sSub>
+            </m:sub>
+          </m:sSub>
+          <m:r>
+            <m:t xml:space="preserve">†</m:t>
+          </m:r>
+          <m:r>
+            <m:t xml:space="preserve">⋯</m:t>
+          </m:r>
+          <m:sSub>
+            <m:e>
+              <m:r>
+                <m:t xml:space="preserve">a</m:t>
+              </m:r>
+            </m:e>
+            <m:sub>
+              <m:r>
+                <m:t xml:space="preserve">pₙ</m:t>
+              </m:r>
+            </m:sub>
+          </m:sSub>
+          <m:r>
+            <m:t xml:space="preserve">†</m:t>
+          </m:r>
+          <m:r>
+            <m:t xml:space="preserve">|</m:t>
+          </m:r>
+          <m:r>
+            <m:t xml:space="preserve">0⟩</m:t>
           </m:r>
         </m:oMath>
       </m:oMathPara>
@@ -593,8 +834,137 @@
       <m:oMathPara>
         <m:oMath>
           <m:r>
-            <m:t xml:space="preserve">⟨ψ|ψ⟩ = ∫ Π_i d³p_i/(2π)³ |ψ̃(p₁, …, pₙ)|²</m:t>
+            <m:t xml:space="preserve">⟨ψ</m:t>
           </m:r>
+          <m:r>
+            <m:t xml:space="preserve">|</m:t>
+          </m:r>
+          <m:r>
+            <m:t xml:space="preserve">ψ⟩</m:t>
+          </m:r>
+          <m:r>
+            <m:t xml:space="preserve">=</m:t>
+          </m:r>
+          <m:r>
+            <m:t xml:space="preserve">∫</m:t>
+          </m:r>
+          <m:r>
+            <m:t xml:space="preserve"> </m:t>
+          </m:r>
+          <m:sSub>
+            <m:e>
+              <m:r>
+                <m:t xml:space="preserve">Π</m:t>
+              </m:r>
+            </m:e>
+            <m:sub>
+              <m:r>
+                <m:t xml:space="preserve">i</m:t>
+              </m:r>
+            </m:sub>
+          </m:sSub>
+          <m:r>
+            <m:t xml:space="preserve"> </m:t>
+          </m:r>
+          <m:f>
+            <m:num>
+              <m:sSup>
+                <m:e>
+                  <m:r>
+                    <m:t xml:space="preserve">d</m:t>
+                  </m:r>
+                </m:e>
+                <m:sup>
+                  <m:r>
+                    <m:t xml:space="preserve">3</m:t>
+                  </m:r>
+                </m:sup>
+              </m:sSup>
+              <m:sSub>
+                <m:e>
+                  <m:r>
+                    <m:t xml:space="preserve">p</m:t>
+                  </m:r>
+                </m:e>
+                <m:sub>
+                  <m:r>
+                    <m:t xml:space="preserve">i</m:t>
+                  </m:r>
+                </m:sub>
+              </m:sSub>
+            </m:num>
+            <m:den>
+              <m:sSup>
+                <m:e>
+                  <m:d>
+                    <m:dPr/>
+                    <m:e>
+                      <m:r>
+                        <m:t xml:space="preserve">2π</m:t>
+                      </m:r>
+                    </m:e>
+                  </m:d>
+                </m:e>
+                <m:sup>
+                  <m:r>
+                    <m:t xml:space="preserve">3</m:t>
+                  </m:r>
+                </m:sup>
+              </m:sSup>
+            </m:den>
+          </m:f>
+          <m:r>
+            <m:t xml:space="preserve"> </m:t>
+          </m:r>
+          <m:sSup>
+            <m:e>
+              <m:d>
+                <m:dPr>
+                  <m:begChr m:val="|"/>
+                  <m:endChr m:val="|"/>
+                </m:dPr>
+                <m:e>
+                  <m:r>
+                    <m:t xml:space="preserve">ψ̃</m:t>
+                  </m:r>
+                  <m:d>
+                    <m:dPr/>
+                    <m:e>
+                      <m:sSub>
+                        <m:e>
+                          <m:r>
+                            <m:t xml:space="preserve">p</m:t>
+                          </m:r>
+                        </m:e>
+                        <m:sub>
+                          <m:r>
+                            <m:t xml:space="preserve">1</m:t>
+                          </m:r>
+                        </m:sub>
+                      </m:sSub>
+                      <m:r>
+                        <m:t xml:space="preserve">,</m:t>
+                      </m:r>
+                      <m:r>
+                        <m:t xml:space="preserve">…</m:t>
+                      </m:r>
+                      <m:r>
+                        <m:t xml:space="preserve">,</m:t>
+                      </m:r>
+                      <m:r>
+                        <m:t xml:space="preserve">pₙ</m:t>
+                      </m:r>
+                    </m:e>
+                  </m:d>
+                </m:e>
+              </m:d>
+            </m:e>
+            <m:sup>
+              <m:r>
+                <m:t xml:space="preserve">2</m:t>
+              </m:r>
+            </m:sup>
+          </m:sSup>
         </m:oMath>
       </m:oMathPara>
     </w:p>
@@ -624,8 +994,191 @@
       <m:oMathPara>
         <m:oMath>
           <m:r>
-            <m:t xml:space="preserve">⟨p′, q′|p, q⟩ = 4E_pE_q (2π)⁶ [ δ³(p′ − p)δ³(q′ − q) + δ³(p′ − q)δ³(q′ − p) ]</m:t>
+            <m:t xml:space="preserve">⟨p′</m:t>
           </m:r>
+          <m:r>
+            <m:t xml:space="preserve">,</m:t>
+          </m:r>
+          <m:r>
+            <m:t xml:space="preserve">q′</m:t>
+          </m:r>
+          <m:r>
+            <m:t xml:space="preserve">|</m:t>
+          </m:r>
+          <m:r>
+            <m:t xml:space="preserve">p</m:t>
+          </m:r>
+          <m:r>
+            <m:t xml:space="preserve">,</m:t>
+          </m:r>
+          <m:r>
+            <m:t xml:space="preserve">q⟩</m:t>
+          </m:r>
+          <m:r>
+            <m:t xml:space="preserve">=</m:t>
+          </m:r>
+          <m:sSub>
+            <m:e>
+              <m:r>
+                <m:t xml:space="preserve">4E</m:t>
+              </m:r>
+            </m:e>
+            <m:sub>
+              <m:r>
+                <m:t xml:space="preserve">p</m:t>
+              </m:r>
+            </m:sub>
+          </m:sSub>
+          <m:sSub>
+            <m:e>
+              <m:r>
+                <m:t xml:space="preserve">E</m:t>
+              </m:r>
+            </m:e>
+            <m:sub>
+              <m:r>
+                <m:t xml:space="preserve">q</m:t>
+              </m:r>
+            </m:sub>
+          </m:sSub>
+          <m:r>
+            <m:t xml:space="preserve"> </m:t>
+          </m:r>
+          <m:sSup>
+            <m:e>
+              <m:d>
+                <m:dPr/>
+                <m:e>
+                  <m:r>
+                    <m:t xml:space="preserve">2π</m:t>
+                  </m:r>
+                </m:e>
+              </m:d>
+            </m:e>
+            <m:sup>
+              <m:r>
+                <m:t xml:space="preserve">6</m:t>
+              </m:r>
+            </m:sup>
+          </m:sSup>
+          <m:r>
+            <m:t xml:space="preserve"> </m:t>
+          </m:r>
+          <m:d>
+            <m:dPr>
+              <m:begChr m:val="["/>
+              <m:endChr m:val="]"/>
+            </m:dPr>
+            <m:e>
+              <m:sSup>
+                <m:e>
+                  <m:r>
+                    <m:t xml:space="preserve">δ</m:t>
+                  </m:r>
+                </m:e>
+                <m:sup>
+                  <m:r>
+                    <m:t xml:space="preserve">3</m:t>
+                  </m:r>
+                </m:sup>
+              </m:sSup>
+              <m:d>
+                <m:dPr/>
+                <m:e>
+                  <m:r>
+                    <m:t xml:space="preserve">p′</m:t>
+                  </m:r>
+                  <m:r>
+                    <m:t xml:space="preserve">−</m:t>
+                  </m:r>
+                  <m:r>
+                    <m:t xml:space="preserve">p</m:t>
+                  </m:r>
+                </m:e>
+              </m:d>
+              <m:sSup>
+                <m:e>
+                  <m:r>
+                    <m:t xml:space="preserve">δ</m:t>
+                  </m:r>
+                </m:e>
+                <m:sup>
+                  <m:r>
+                    <m:t xml:space="preserve">3</m:t>
+                  </m:r>
+                </m:sup>
+              </m:sSup>
+              <m:d>
+                <m:dPr/>
+                <m:e>
+                  <m:r>
+                    <m:t xml:space="preserve">q′</m:t>
+                  </m:r>
+                  <m:r>
+                    <m:t xml:space="preserve">−</m:t>
+                  </m:r>
+                  <m:r>
+                    <m:t xml:space="preserve">q</m:t>
+                  </m:r>
+                </m:e>
+              </m:d>
+              <m:r>
+                <m:t xml:space="preserve">+</m:t>
+              </m:r>
+              <m:sSup>
+                <m:e>
+                  <m:r>
+                    <m:t xml:space="preserve">δ</m:t>
+                  </m:r>
+                </m:e>
+                <m:sup>
+                  <m:r>
+                    <m:t xml:space="preserve">3</m:t>
+                  </m:r>
+                </m:sup>
+              </m:sSup>
+              <m:d>
+                <m:dPr/>
+                <m:e>
+                  <m:r>
+                    <m:t xml:space="preserve">p′</m:t>
+                  </m:r>
+                  <m:r>
+                    <m:t xml:space="preserve">−</m:t>
+                  </m:r>
+                  <m:r>
+                    <m:t xml:space="preserve">q</m:t>
+                  </m:r>
+                </m:e>
+              </m:d>
+              <m:sSup>
+                <m:e>
+                  <m:r>
+                    <m:t xml:space="preserve">δ</m:t>
+                  </m:r>
+                </m:e>
+                <m:sup>
+                  <m:r>
+                    <m:t xml:space="preserve">3</m:t>
+                  </m:r>
+                </m:sup>
+              </m:sSup>
+              <m:d>
+                <m:dPr/>
+                <m:e>
+                  <m:r>
+                    <m:t xml:space="preserve">q′</m:t>
+                  </m:r>
+                  <m:r>
+                    <m:t xml:space="preserve">−</m:t>
+                  </m:r>
+                  <m:r>
+                    <m:t xml:space="preserve">p</m:t>
+                  </m:r>
+                </m:e>
+              </m:d>
+            </m:e>
+          </m:d>
         </m:oMath>
       </m:oMathPara>
     </w:p>
@@ -655,7 +1208,227 @@
       <m:oMathPara>
         <m:oMath>
           <m:r>
-            <m:t xml:space="preserve">1 = |0⟩⟨0| + ∫ d³p/((2π)³ 2E_p) |p⟩⟨p| + (1/2!) ∫∫ d³p d³q/((2π)⁶ 2E_p 2E_q) |p, q⟩⟨p, q| + ⋯</m:t>
+            <m:t xml:space="preserve">1</m:t>
+          </m:r>
+          <m:r>
+            <m:t xml:space="preserve">=</m:t>
+          </m:r>
+          <m:r>
+            <m:t xml:space="preserve">|</m:t>
+          </m:r>
+          <m:r>
+            <m:t xml:space="preserve">0⟩⟨0</m:t>
+          </m:r>
+          <m:r>
+            <m:t xml:space="preserve">|</m:t>
+          </m:r>
+          <m:r>
+            <m:t xml:space="preserve">+</m:t>
+          </m:r>
+          <m:r>
+            <m:t xml:space="preserve">∫</m:t>
+          </m:r>
+          <m:r>
+            <m:t xml:space="preserve"> </m:t>
+          </m:r>
+          <m:f>
+            <m:num>
+              <m:sSup>
+                <m:e>
+                  <m:r>
+                    <m:t xml:space="preserve">d</m:t>
+                  </m:r>
+                </m:e>
+                <m:sup>
+                  <m:r>
+                    <m:t xml:space="preserve">3</m:t>
+                  </m:r>
+                </m:sup>
+              </m:sSup>
+              <m:r>
+                <m:t xml:space="preserve">p</m:t>
+              </m:r>
+            </m:num>
+            <m:den>
+              <m:sSup>
+                <m:e>
+                  <m:d>
+                    <m:dPr/>
+                    <m:e>
+                      <m:r>
+                        <m:t xml:space="preserve">2π</m:t>
+                      </m:r>
+                    </m:e>
+                  </m:d>
+                </m:e>
+                <m:sup>
+                  <m:r>
+                    <m:t xml:space="preserve">3</m:t>
+                  </m:r>
+                </m:sup>
+              </m:sSup>
+              <m:r>
+                <m:t xml:space="preserve"> </m:t>
+              </m:r>
+              <m:sSub>
+                <m:e>
+                  <m:r>
+                    <m:t xml:space="preserve">2E</m:t>
+                  </m:r>
+                </m:e>
+                <m:sub>
+                  <m:r>
+                    <m:t xml:space="preserve">p</m:t>
+                  </m:r>
+                </m:sub>
+              </m:sSub>
+            </m:den>
+          </m:f>
+          <m:r>
+            <m:t xml:space="preserve">|</m:t>
+          </m:r>
+          <m:r>
+            <m:t xml:space="preserve">p⟩⟨p</m:t>
+          </m:r>
+          <m:r>
+            <m:t xml:space="preserve">|</m:t>
+          </m:r>
+          <m:r>
+            <m:t xml:space="preserve">+</m:t>
+          </m:r>
+          <m:f>
+            <m:num>
+              <m:r>
+                <m:t xml:space="preserve">1</m:t>
+              </m:r>
+            </m:num>
+            <m:den>
+              <m:r>
+                <m:t xml:space="preserve">2!</m:t>
+              </m:r>
+            </m:den>
+          </m:f>
+          <m:r>
+            <m:t xml:space="preserve"> </m:t>
+          </m:r>
+          <m:r>
+            <m:t xml:space="preserve">∫∫</m:t>
+          </m:r>
+          <m:r>
+            <m:t xml:space="preserve"> </m:t>
+          </m:r>
+          <m:sSup>
+            <m:e>
+              <m:r>
+                <m:t xml:space="preserve">d</m:t>
+              </m:r>
+            </m:e>
+            <m:sup>
+              <m:r>
+                <m:t xml:space="preserve">3</m:t>
+              </m:r>
+            </m:sup>
+          </m:sSup>
+          <m:r>
+            <m:t xml:space="preserve">p</m:t>
+          </m:r>
+          <m:r>
+            <m:t xml:space="preserve"> </m:t>
+          </m:r>
+          <m:f>
+            <m:num>
+              <m:sSup>
+                <m:e>
+                  <m:r>
+                    <m:t xml:space="preserve">d</m:t>
+                  </m:r>
+                </m:e>
+                <m:sup>
+                  <m:r>
+                    <m:t xml:space="preserve">3</m:t>
+                  </m:r>
+                </m:sup>
+              </m:sSup>
+              <m:r>
+                <m:t xml:space="preserve">q</m:t>
+              </m:r>
+            </m:num>
+            <m:den>
+              <m:sSup>
+                <m:e>
+                  <m:d>
+                    <m:dPr/>
+                    <m:e>
+                      <m:r>
+                        <m:t xml:space="preserve">2π</m:t>
+                      </m:r>
+                    </m:e>
+                  </m:d>
+                </m:e>
+                <m:sup>
+                  <m:r>
+                    <m:t xml:space="preserve">6</m:t>
+                  </m:r>
+                </m:sup>
+              </m:sSup>
+              <m:r>
+                <m:t xml:space="preserve"> </m:t>
+              </m:r>
+              <m:sSub>
+                <m:e>
+                  <m:r>
+                    <m:t xml:space="preserve">2E</m:t>
+                  </m:r>
+                </m:e>
+                <m:sub>
+                  <m:r>
+                    <m:t xml:space="preserve">p</m:t>
+                  </m:r>
+                </m:sub>
+              </m:sSub>
+              <m:r>
+                <m:t xml:space="preserve"> </m:t>
+              </m:r>
+              <m:sSub>
+                <m:e>
+                  <m:r>
+                    <m:t xml:space="preserve">2E</m:t>
+                  </m:r>
+                </m:e>
+                <m:sub>
+                  <m:r>
+                    <m:t xml:space="preserve">q</m:t>
+                  </m:r>
+                </m:sub>
+              </m:sSub>
+            </m:den>
+          </m:f>
+          <m:r>
+            <m:t xml:space="preserve">|</m:t>
+          </m:r>
+          <m:r>
+            <m:t xml:space="preserve">p</m:t>
+          </m:r>
+          <m:r>
+            <m:t xml:space="preserve">,</m:t>
+          </m:r>
+          <m:r>
+            <m:t xml:space="preserve">q⟩⟨p</m:t>
+          </m:r>
+          <m:r>
+            <m:t xml:space="preserve">,</m:t>
+          </m:r>
+          <m:r>
+            <m:t xml:space="preserve">q</m:t>
+          </m:r>
+          <m:r>
+            <m:t xml:space="preserve">|</m:t>
+          </m:r>
+          <m:r>
+            <m:t xml:space="preserve">+</m:t>
+          </m:r>
+          <m:r>
+            <m:t xml:space="preserve">⋯</m:t>
           </m:r>
         </m:oMath>
       </m:oMathPara>
@@ -694,8 +1467,120 @@
       <m:oMathPara>
         <m:oMath>
           <m:r>
-            <m:t xml:space="preserve">O = ∫ d³p d³q/(2π)⁶ o(p, q) a_p†a_q</m:t>
+            <m:t xml:space="preserve">O</m:t>
           </m:r>
+          <m:r>
+            <m:t xml:space="preserve">=</m:t>
+          </m:r>
+          <m:r>
+            <m:t xml:space="preserve">∫</m:t>
+          </m:r>
+          <m:r>
+            <m:t xml:space="preserve"> </m:t>
+          </m:r>
+          <m:sSup>
+            <m:e>
+              <m:r>
+                <m:t xml:space="preserve">d</m:t>
+              </m:r>
+            </m:e>
+            <m:sup>
+              <m:r>
+                <m:t xml:space="preserve">3</m:t>
+              </m:r>
+            </m:sup>
+          </m:sSup>
+          <m:r>
+            <m:t xml:space="preserve">p</m:t>
+          </m:r>
+          <m:r>
+            <m:t xml:space="preserve"> </m:t>
+          </m:r>
+          <m:f>
+            <m:num>
+              <m:sSup>
+                <m:e>
+                  <m:r>
+                    <m:t xml:space="preserve">d</m:t>
+                  </m:r>
+                </m:e>
+                <m:sup>
+                  <m:r>
+                    <m:t xml:space="preserve">3</m:t>
+                  </m:r>
+                </m:sup>
+              </m:sSup>
+              <m:r>
+                <m:t xml:space="preserve">q</m:t>
+              </m:r>
+            </m:num>
+            <m:den>
+              <m:sSup>
+                <m:e>
+                  <m:d>
+                    <m:dPr/>
+                    <m:e>
+                      <m:r>
+                        <m:t xml:space="preserve">2π</m:t>
+                      </m:r>
+                    </m:e>
+                  </m:d>
+                </m:e>
+                <m:sup>
+                  <m:r>
+                    <m:t xml:space="preserve">6</m:t>
+                  </m:r>
+                </m:sup>
+              </m:sSup>
+            </m:den>
+          </m:f>
+          <m:r>
+            <m:t xml:space="preserve"> </m:t>
+          </m:r>
+          <m:r>
+            <m:t xml:space="preserve">o</m:t>
+          </m:r>
+          <m:d>
+            <m:dPr/>
+            <m:e>
+              <m:r>
+                <m:t xml:space="preserve">p</m:t>
+              </m:r>
+              <m:r>
+                <m:t xml:space="preserve">,</m:t>
+              </m:r>
+              <m:r>
+                <m:t xml:space="preserve">q</m:t>
+              </m:r>
+            </m:e>
+          </m:d>
+          <m:r>
+            <m:t xml:space="preserve"> </m:t>
+          </m:r>
+          <m:sSub>
+            <m:e>
+              <m:r>
+                <m:t xml:space="preserve">a</m:t>
+              </m:r>
+            </m:e>
+            <m:sub>
+              <m:r>
+                <m:t xml:space="preserve">p†</m:t>
+              </m:r>
+            </m:sub>
+          </m:sSub>
+          <m:sSub>
+            <m:e>
+              <m:r>
+                <m:t xml:space="preserve">a</m:t>
+              </m:r>
+            </m:e>
+            <m:sub>
+              <m:r>
+                <m:t xml:space="preserve">q</m:t>
+              </m:r>
+            </m:sub>
+          </m:sSub>
         </m:oMath>
       </m:oMathPara>
     </w:p>
@@ -759,8 +1644,182 @@
       <m:oMathPara>
         <m:oMath>
           <m:r>
-            <m:t xml:space="preserve">:a_pa_q†: = a_q†a_p,    :a_p†a_q: = a_p†a_q,    :a_pa_q: = a_pa_q</m:t>
+            <m:t xml:space="preserve">:</m:t>
           </m:r>
+          <m:sSub>
+            <m:e>
+              <m:r>
+                <m:t xml:space="preserve">a</m:t>
+              </m:r>
+            </m:e>
+            <m:sub>
+              <m:r>
+                <m:t xml:space="preserve">p</m:t>
+              </m:r>
+            </m:sub>
+          </m:sSub>
+          <m:sSub>
+            <m:e>
+              <m:r>
+                <m:t xml:space="preserve">a</m:t>
+              </m:r>
+            </m:e>
+            <m:sub>
+              <m:r>
+                <m:t xml:space="preserve">q†</m:t>
+              </m:r>
+            </m:sub>
+          </m:sSub>
+          <m:r>
+            <m:t xml:space="preserve">:</m:t>
+          </m:r>
+          <m:r>
+            <m:t xml:space="preserve">=</m:t>
+          </m:r>
+          <m:sSub>
+            <m:e>
+              <m:r>
+                <m:t xml:space="preserve">a</m:t>
+              </m:r>
+            </m:e>
+            <m:sub>
+              <m:r>
+                <m:t xml:space="preserve">q†</m:t>
+              </m:r>
+            </m:sub>
+          </m:sSub>
+          <m:sSub>
+            <m:e>
+              <m:r>
+                <m:t xml:space="preserve">a</m:t>
+              </m:r>
+            </m:e>
+            <m:sub>
+              <m:r>
+                <m:t xml:space="preserve">p</m:t>
+              </m:r>
+            </m:sub>
+          </m:sSub>
+          <m:r>
+            <m:t xml:space="preserve">,</m:t>
+          </m:r>
+          <m:r>
+            <m:t xml:space="preserve">:</m:t>
+          </m:r>
+          <m:sSub>
+            <m:e>
+              <m:r>
+                <m:t xml:space="preserve">a</m:t>
+              </m:r>
+            </m:e>
+            <m:sub>
+              <m:r>
+                <m:t xml:space="preserve">p†</m:t>
+              </m:r>
+            </m:sub>
+          </m:sSub>
+          <m:sSub>
+            <m:e>
+              <m:r>
+                <m:t xml:space="preserve">a</m:t>
+              </m:r>
+            </m:e>
+            <m:sub>
+              <m:r>
+                <m:t xml:space="preserve">q</m:t>
+              </m:r>
+            </m:sub>
+          </m:sSub>
+          <m:r>
+            <m:t xml:space="preserve">:</m:t>
+          </m:r>
+          <m:r>
+            <m:t xml:space="preserve">=</m:t>
+          </m:r>
+          <m:sSub>
+            <m:e>
+              <m:r>
+                <m:t xml:space="preserve">a</m:t>
+              </m:r>
+            </m:e>
+            <m:sub>
+              <m:r>
+                <m:t xml:space="preserve">p†</m:t>
+              </m:r>
+            </m:sub>
+          </m:sSub>
+          <m:sSub>
+            <m:e>
+              <m:r>
+                <m:t xml:space="preserve">a</m:t>
+              </m:r>
+            </m:e>
+            <m:sub>
+              <m:r>
+                <m:t xml:space="preserve">q</m:t>
+              </m:r>
+            </m:sub>
+          </m:sSub>
+          <m:r>
+            <m:t xml:space="preserve">,</m:t>
+          </m:r>
+          <m:r>
+            <m:t xml:space="preserve">:</m:t>
+          </m:r>
+          <m:sSub>
+            <m:e>
+              <m:r>
+                <m:t xml:space="preserve">a</m:t>
+              </m:r>
+            </m:e>
+            <m:sub>
+              <m:r>
+                <m:t xml:space="preserve">p</m:t>
+              </m:r>
+            </m:sub>
+          </m:sSub>
+          <m:sSub>
+            <m:e>
+              <m:r>
+                <m:t xml:space="preserve">a</m:t>
+              </m:r>
+            </m:e>
+            <m:sub>
+              <m:r>
+                <m:t xml:space="preserve">q</m:t>
+              </m:r>
+            </m:sub>
+          </m:sSub>
+          <m:r>
+            <m:t xml:space="preserve">:</m:t>
+          </m:r>
+          <m:r>
+            <m:t xml:space="preserve">=</m:t>
+          </m:r>
+          <m:sSub>
+            <m:e>
+              <m:r>
+                <m:t xml:space="preserve">a</m:t>
+              </m:r>
+            </m:e>
+            <m:sub>
+              <m:r>
+                <m:t xml:space="preserve">p</m:t>
+              </m:r>
+            </m:sub>
+          </m:sSub>
+          <m:sSub>
+            <m:e>
+              <m:r>
+                <m:t xml:space="preserve">a</m:t>
+              </m:r>
+            </m:e>
+            <m:sub>
+              <m:r>
+                <m:t xml:space="preserve">q</m:t>
+              </m:r>
+            </m:sub>
+          </m:sSub>
         </m:oMath>
       </m:oMathPara>
     </w:p>
@@ -790,8 +1849,233 @@
       <m:oMathPara>
         <m:oMath>
           <m:r>
-            <m:t xml:space="preserve">H = :∫ d³x [ (1/2)π² + (1/2)(∇φ)² + (1/2)m²φ² ]: = ∫ d³p/(2π)³ E_p a_p†a_p</m:t>
+            <m:t xml:space="preserve">H</m:t>
           </m:r>
+          <m:r>
+            <m:t xml:space="preserve">=</m:t>
+          </m:r>
+          <m:r>
+            <m:t xml:space="preserve">:</m:t>
+          </m:r>
+          <m:r>
+            <m:t xml:space="preserve">∫</m:t>
+          </m:r>
+          <m:r>
+            <m:t xml:space="preserve"> </m:t>
+          </m:r>
+          <m:sSup>
+            <m:e>
+              <m:r>
+                <m:t xml:space="preserve">d</m:t>
+              </m:r>
+            </m:e>
+            <m:sup>
+              <m:r>
+                <m:t xml:space="preserve">3</m:t>
+              </m:r>
+            </m:sup>
+          </m:sSup>
+          <m:r>
+            <m:t xml:space="preserve">x</m:t>
+          </m:r>
+          <m:r>
+            <m:t xml:space="preserve"> </m:t>
+          </m:r>
+          <m:d>
+            <m:dPr>
+              <m:begChr m:val="["/>
+              <m:endChr m:val="]"/>
+            </m:dPr>
+            <m:e>
+              <m:f>
+                <m:num>
+                  <m:r>
+                    <m:t xml:space="preserve">1</m:t>
+                  </m:r>
+                </m:num>
+                <m:den>
+                  <m:r>
+                    <m:t xml:space="preserve">2</m:t>
+                  </m:r>
+                </m:den>
+              </m:f>
+              <m:sSup>
+                <m:e>
+                  <m:r>
+                    <m:t xml:space="preserve">π</m:t>
+                  </m:r>
+                </m:e>
+                <m:sup>
+                  <m:r>
+                    <m:t xml:space="preserve">2</m:t>
+                  </m:r>
+                </m:sup>
+              </m:sSup>
+              <m:r>
+                <m:t xml:space="preserve">+</m:t>
+              </m:r>
+              <m:f>
+                <m:num>
+                  <m:r>
+                    <m:t xml:space="preserve">1</m:t>
+                  </m:r>
+                </m:num>
+                <m:den>
+                  <m:r>
+                    <m:t xml:space="preserve">2</m:t>
+                  </m:r>
+                </m:den>
+              </m:f>
+              <m:sSup>
+                <m:e>
+                  <m:d>
+                    <m:dPr/>
+                    <m:e>
+                      <m:r>
+                        <m:t xml:space="preserve">∇φ</m:t>
+                      </m:r>
+                    </m:e>
+                  </m:d>
+                </m:e>
+                <m:sup>
+                  <m:r>
+                    <m:t xml:space="preserve">2</m:t>
+                  </m:r>
+                </m:sup>
+              </m:sSup>
+              <m:r>
+                <m:t xml:space="preserve">+</m:t>
+              </m:r>
+              <m:f>
+                <m:num>
+                  <m:r>
+                    <m:t xml:space="preserve">1</m:t>
+                  </m:r>
+                </m:num>
+                <m:den>
+                  <m:r>
+                    <m:t xml:space="preserve">2</m:t>
+                  </m:r>
+                </m:den>
+              </m:f>
+              <m:sSup>
+                <m:e>
+                  <m:r>
+                    <m:t xml:space="preserve">m</m:t>
+                  </m:r>
+                </m:e>
+                <m:sup>
+                  <m:r>
+                    <m:t xml:space="preserve">2</m:t>
+                  </m:r>
+                </m:sup>
+              </m:sSup>
+              <m:sSup>
+                <m:e>
+                  <m:r>
+                    <m:t xml:space="preserve">φ</m:t>
+                  </m:r>
+                </m:e>
+                <m:sup>
+                  <m:r>
+                    <m:t xml:space="preserve">2</m:t>
+                  </m:r>
+                </m:sup>
+              </m:sSup>
+            </m:e>
+          </m:d>
+          <m:r>
+            <m:t xml:space="preserve">:</m:t>
+          </m:r>
+          <m:r>
+            <m:t xml:space="preserve">=</m:t>
+          </m:r>
+          <m:r>
+            <m:t xml:space="preserve">∫</m:t>
+          </m:r>
+          <m:r>
+            <m:t xml:space="preserve"> </m:t>
+          </m:r>
+          <m:f>
+            <m:num>
+              <m:sSup>
+                <m:e>
+                  <m:r>
+                    <m:t xml:space="preserve">d</m:t>
+                  </m:r>
+                </m:e>
+                <m:sup>
+                  <m:r>
+                    <m:t xml:space="preserve">3</m:t>
+                  </m:r>
+                </m:sup>
+              </m:sSup>
+              <m:r>
+                <m:t xml:space="preserve">p</m:t>
+              </m:r>
+            </m:num>
+            <m:den>
+              <m:sSup>
+                <m:e>
+                  <m:d>
+                    <m:dPr/>
+                    <m:e>
+                      <m:r>
+                        <m:t xml:space="preserve">2π</m:t>
+                      </m:r>
+                    </m:e>
+                  </m:d>
+                </m:e>
+                <m:sup>
+                  <m:r>
+                    <m:t xml:space="preserve">3</m:t>
+                  </m:r>
+                </m:sup>
+              </m:sSup>
+            </m:den>
+          </m:f>
+          <m:r>
+            <m:t xml:space="preserve"> </m:t>
+          </m:r>
+          <m:sSub>
+            <m:e>
+              <m:r>
+                <m:t xml:space="preserve">E</m:t>
+              </m:r>
+            </m:e>
+            <m:sub>
+              <m:r>
+                <m:t xml:space="preserve">p</m:t>
+              </m:r>
+            </m:sub>
+          </m:sSub>
+          <m:r>
+            <m:t xml:space="preserve"> </m:t>
+          </m:r>
+          <m:sSub>
+            <m:e>
+              <m:r>
+                <m:t xml:space="preserve">a</m:t>
+              </m:r>
+            </m:e>
+            <m:sub>
+              <m:r>
+                <m:t xml:space="preserve">p†</m:t>
+              </m:r>
+            </m:sub>
+          </m:sSub>
+          <m:sSub>
+            <m:e>
+              <m:r>
+                <m:t xml:space="preserve">a</m:t>
+              </m:r>
+            </m:e>
+            <m:sub>
+              <m:r>
+                <m:t xml:space="preserve">p</m:t>
+              </m:r>
+            </m:sub>
+          </m:sSub>
         </m:oMath>
       </m:oMathPara>
     </w:p>
@@ -821,8 +2105,104 @@
       <m:oMathPara>
         <m:oMath>
           <m:r>
-            <m:t xml:space="preserve">:φ²: = φ⁺φ⁺ + 2φ⁻φ⁺ + φ⁻φ⁻</m:t>
+            <m:t xml:space="preserve">:</m:t>
           </m:r>
+          <m:sSup>
+            <m:e>
+              <m:r>
+                <m:t xml:space="preserve">φ</m:t>
+              </m:r>
+            </m:e>
+            <m:sup>
+              <m:r>
+                <m:t xml:space="preserve">2</m:t>
+              </m:r>
+            </m:sup>
+          </m:sSup>
+          <m:r>
+            <m:t xml:space="preserve">:</m:t>
+          </m:r>
+          <m:r>
+            <m:t xml:space="preserve">=</m:t>
+          </m:r>
+          <m:sSup>
+            <m:e>
+              <m:r>
+                <m:t xml:space="preserve">φ</m:t>
+              </m:r>
+            </m:e>
+            <m:sup>
+              <m:r>
+                <m:t xml:space="preserve">+</m:t>
+              </m:r>
+            </m:sup>
+          </m:sSup>
+          <m:sSup>
+            <m:e>
+              <m:r>
+                <m:t xml:space="preserve">φ</m:t>
+              </m:r>
+            </m:e>
+            <m:sup>
+              <m:r>
+                <m:t xml:space="preserve">+</m:t>
+              </m:r>
+            </m:sup>
+          </m:sSup>
+          <m:r>
+            <m:t xml:space="preserve">+</m:t>
+          </m:r>
+          <m:sSup>
+            <m:e>
+              <m:r>
+                <m:t xml:space="preserve">2φ</m:t>
+              </m:r>
+            </m:e>
+            <m:sup>
+              <m:r>
+                <m:t xml:space="preserve">−</m:t>
+              </m:r>
+            </m:sup>
+          </m:sSup>
+          <m:sSup>
+            <m:e>
+              <m:r>
+                <m:t xml:space="preserve">φ</m:t>
+              </m:r>
+            </m:e>
+            <m:sup>
+              <m:r>
+                <m:t xml:space="preserve">+</m:t>
+              </m:r>
+            </m:sup>
+          </m:sSup>
+          <m:r>
+            <m:t xml:space="preserve">+</m:t>
+          </m:r>
+          <m:sSup>
+            <m:e>
+              <m:r>
+                <m:t xml:space="preserve">φ</m:t>
+              </m:r>
+            </m:e>
+            <m:sup>
+              <m:r>
+                <m:t xml:space="preserve">−</m:t>
+              </m:r>
+            </m:sup>
+          </m:sSup>
+          <m:sSup>
+            <m:e>
+              <m:r>
+                <m:t xml:space="preserve">φ</m:t>
+              </m:r>
+            </m:e>
+            <m:sup>
+              <m:r>
+                <m:t xml:space="preserve">−</m:t>
+              </m:r>
+            </m:sup>
+          </m:sSup>
         </m:oMath>
       </m:oMathPara>
     </w:p>
@@ -859,9 +2239,363 @@
       </w:pPr>
       <m:oMathPara>
         <m:oMath>
+          <m:d>
+            <m:dPr>
+              <m:begChr m:val="["/>
+              <m:endChr m:val="]"/>
+            </m:dPr>
+            <m:e>
+              <m:sSup>
+                <m:e>
+                  <m:r>
+                    <m:t xml:space="preserve">φ</m:t>
+                  </m:r>
+                </m:e>
+                <m:sup>
+                  <m:r>
+                    <m:t xml:space="preserve">+</m:t>
+                  </m:r>
+                </m:sup>
+              </m:sSup>
+              <m:d>
+                <m:dPr/>
+                <m:e>
+                  <m:r>
+                    <m:t xml:space="preserve">x</m:t>
+                  </m:r>
+                </m:e>
+              </m:d>
+              <m:r>
+                <m:t xml:space="preserve">,</m:t>
+              </m:r>
+              <m:sSup>
+                <m:e>
+                  <m:r>
+                    <m:t xml:space="preserve">φ</m:t>
+                  </m:r>
+                </m:e>
+                <m:sup>
+                  <m:r>
+                    <m:t xml:space="preserve">−</m:t>
+                  </m:r>
+                </m:sup>
+              </m:sSup>
+              <m:d>
+                <m:dPr/>
+                <m:e>
+                  <m:r>
+                    <m:t xml:space="preserve">y</m:t>
+                  </m:r>
+                </m:e>
+              </m:d>
+            </m:e>
+          </m:d>
           <m:r>
-            <m:t xml:space="preserve">[φ⁺(x), φ⁻(y)] = ∫∫ d³p d³q/(2π)⁶ (4E_pE_q)^(−1/2) [a_p, a_q†] e^(−ip·x + iq·y) = ∫ d³p/((2π)³2E_p) e^(−ip·(x−y)) = D(x − y)</m:t>
+            <m:t xml:space="preserve">=</m:t>
           </m:r>
+          <m:r>
+            <m:t xml:space="preserve">∫∫</m:t>
+          </m:r>
+          <m:r>
+            <m:t xml:space="preserve"> </m:t>
+          </m:r>
+          <m:sSup>
+            <m:e>
+              <m:r>
+                <m:t xml:space="preserve">d</m:t>
+              </m:r>
+            </m:e>
+            <m:sup>
+              <m:r>
+                <m:t xml:space="preserve">3</m:t>
+              </m:r>
+            </m:sup>
+          </m:sSup>
+          <m:r>
+            <m:t xml:space="preserve">p</m:t>
+          </m:r>
+          <m:r>
+            <m:t xml:space="preserve"> </m:t>
+          </m:r>
+          <m:f>
+            <m:num>
+              <m:sSup>
+                <m:e>
+                  <m:r>
+                    <m:t xml:space="preserve">d</m:t>
+                  </m:r>
+                </m:e>
+                <m:sup>
+                  <m:r>
+                    <m:t xml:space="preserve">3</m:t>
+                  </m:r>
+                </m:sup>
+              </m:sSup>
+              <m:r>
+                <m:t xml:space="preserve">q</m:t>
+              </m:r>
+            </m:num>
+            <m:den>
+              <m:sSup>
+                <m:e>
+                  <m:d>
+                    <m:dPr/>
+                    <m:e>
+                      <m:r>
+                        <m:t xml:space="preserve">2π</m:t>
+                      </m:r>
+                    </m:e>
+                  </m:d>
+                </m:e>
+                <m:sup>
+                  <m:r>
+                    <m:t xml:space="preserve">6</m:t>
+                  </m:r>
+                </m:sup>
+              </m:sSup>
+            </m:den>
+          </m:f>
+          <m:r>
+            <m:t xml:space="preserve"> </m:t>
+          </m:r>
+          <m:sSup>
+            <m:e>
+              <m:d>
+                <m:dPr/>
+                <m:e>
+                  <m:sSub>
+                    <m:e>
+                      <m:r>
+                        <m:t xml:space="preserve">4E</m:t>
+                      </m:r>
+                    </m:e>
+                    <m:sub>
+                      <m:r>
+                        <m:t xml:space="preserve">p</m:t>
+                      </m:r>
+                    </m:sub>
+                  </m:sSub>
+                  <m:sSub>
+                    <m:e>
+                      <m:r>
+                        <m:t xml:space="preserve">E</m:t>
+                      </m:r>
+                    </m:e>
+                    <m:sub>
+                      <m:r>
+                        <m:t xml:space="preserve">q</m:t>
+                      </m:r>
+                    </m:sub>
+                  </m:sSub>
+                </m:e>
+              </m:d>
+            </m:e>
+            <m:sup>
+              <m:r>
+                <m:t xml:space="preserve">−</m:t>
+              </m:r>
+              <m:f>
+                <m:num>
+                  <m:r>
+                    <m:t xml:space="preserve">1</m:t>
+                  </m:r>
+                </m:num>
+                <m:den>
+                  <m:r>
+                    <m:t xml:space="preserve">2</m:t>
+                  </m:r>
+                </m:den>
+              </m:f>
+            </m:sup>
+          </m:sSup>
+          <m:r>
+            <m:t xml:space="preserve"> </m:t>
+          </m:r>
+          <m:d>
+            <m:dPr>
+              <m:begChr m:val="["/>
+              <m:endChr m:val="]"/>
+            </m:dPr>
+            <m:e>
+              <m:sSub>
+                <m:e>
+                  <m:r>
+                    <m:t xml:space="preserve">a</m:t>
+                  </m:r>
+                </m:e>
+                <m:sub>
+                  <m:r>
+                    <m:t xml:space="preserve">p</m:t>
+                  </m:r>
+                </m:sub>
+              </m:sSub>
+              <m:r>
+                <m:t xml:space="preserve">,</m:t>
+              </m:r>
+              <m:sSub>
+                <m:e>
+                  <m:r>
+                    <m:t xml:space="preserve">a</m:t>
+                  </m:r>
+                </m:e>
+                <m:sub>
+                  <m:r>
+                    <m:t xml:space="preserve">q†</m:t>
+                  </m:r>
+                </m:sub>
+              </m:sSub>
+            </m:e>
+          </m:d>
+          <m:r>
+            <m:t xml:space="preserve"> </m:t>
+          </m:r>
+          <m:sSup>
+            <m:e>
+              <m:r>
+                <m:t xml:space="preserve">e</m:t>
+              </m:r>
+            </m:e>
+            <m:sup>
+              <m:r>
+                <m:t xml:space="preserve">−</m:t>
+              </m:r>
+              <m:r>
+                <m:t xml:space="preserve">ip</m:t>
+              </m:r>
+              <m:r>
+                <m:t xml:space="preserve">·</m:t>
+              </m:r>
+              <m:r>
+                <m:t xml:space="preserve">x</m:t>
+              </m:r>
+              <m:r>
+                <m:t xml:space="preserve">+</m:t>
+              </m:r>
+              <m:r>
+                <m:t xml:space="preserve">iq</m:t>
+              </m:r>
+              <m:r>
+                <m:t xml:space="preserve">·</m:t>
+              </m:r>
+              <m:r>
+                <m:t xml:space="preserve">y</m:t>
+              </m:r>
+            </m:sup>
+          </m:sSup>
+          <m:r>
+            <m:t xml:space="preserve">=</m:t>
+          </m:r>
+          <m:r>
+            <m:t xml:space="preserve">∫</m:t>
+          </m:r>
+          <m:r>
+            <m:t xml:space="preserve"> </m:t>
+          </m:r>
+          <m:f>
+            <m:num>
+              <m:sSup>
+                <m:e>
+                  <m:r>
+                    <m:t xml:space="preserve">d</m:t>
+                  </m:r>
+                </m:e>
+                <m:sup>
+                  <m:r>
+                    <m:t xml:space="preserve">3</m:t>
+                  </m:r>
+                </m:sup>
+              </m:sSup>
+              <m:r>
+                <m:t xml:space="preserve">p</m:t>
+              </m:r>
+            </m:num>
+            <m:den>
+              <m:sSup>
+                <m:e>
+                  <m:d>
+                    <m:dPr/>
+                    <m:e>
+                      <m:r>
+                        <m:t xml:space="preserve">2π</m:t>
+                      </m:r>
+                    </m:e>
+                  </m:d>
+                </m:e>
+                <m:sup>
+                  <m:r>
+                    <m:t xml:space="preserve">3</m:t>
+                  </m:r>
+                </m:sup>
+              </m:sSup>
+              <m:sSub>
+                <m:e>
+                  <m:r>
+                    <m:t xml:space="preserve">2E</m:t>
+                  </m:r>
+                </m:e>
+                <m:sub>
+                  <m:r>
+                    <m:t xml:space="preserve">p</m:t>
+                  </m:r>
+                </m:sub>
+              </m:sSub>
+            </m:den>
+          </m:f>
+          <m:r>
+            <m:t xml:space="preserve"> </m:t>
+          </m:r>
+          <m:sSup>
+            <m:e>
+              <m:r>
+                <m:t xml:space="preserve">e</m:t>
+              </m:r>
+            </m:e>
+            <m:sup>
+              <m:r>
+                <m:t xml:space="preserve">−</m:t>
+              </m:r>
+              <m:r>
+                <m:t xml:space="preserve">ip</m:t>
+              </m:r>
+              <m:r>
+                <m:t xml:space="preserve">·</m:t>
+              </m:r>
+              <m:d>
+                <m:dPr/>
+                <m:e>
+                  <m:r>
+                    <m:t xml:space="preserve">x</m:t>
+                  </m:r>
+                  <m:r>
+                    <m:t xml:space="preserve">−</m:t>
+                  </m:r>
+                  <m:r>
+                    <m:t xml:space="preserve">y</m:t>
+                  </m:r>
+                </m:e>
+              </m:d>
+            </m:sup>
+          </m:sSup>
+          <m:r>
+            <m:t xml:space="preserve">=</m:t>
+          </m:r>
+          <m:r>
+            <m:t xml:space="preserve">D</m:t>
+          </m:r>
+          <m:d>
+            <m:dPr/>
+            <m:e>
+              <m:r>
+                <m:t xml:space="preserve">x</m:t>
+              </m:r>
+              <m:r>
+                <m:t xml:space="preserve">−</m:t>
+              </m:r>
+              <m:r>
+                <m:t xml:space="preserve">y</m:t>
+              </m:r>
+            </m:e>
+          </m:d>
         </m:oMath>
       </m:oMathPara>
     </w:p>
@@ -878,8 +2612,78 @@
       <m:oMathPara>
         <m:oMath>
           <m:r>
-            <m:t xml:space="preserve">φ(x)φ(y) = :φ(x)φ(y): + D(x − y)</m:t>
+            <m:t xml:space="preserve">φ</m:t>
           </m:r>
+          <m:d>
+            <m:dPr/>
+            <m:e>
+              <m:r>
+                <m:t xml:space="preserve">x</m:t>
+              </m:r>
+            </m:e>
+          </m:d>
+          <m:r>
+            <m:t xml:space="preserve">φ</m:t>
+          </m:r>
+          <m:d>
+            <m:dPr/>
+            <m:e>
+              <m:r>
+                <m:t xml:space="preserve">y</m:t>
+              </m:r>
+            </m:e>
+          </m:d>
+          <m:r>
+            <m:t xml:space="preserve">=</m:t>
+          </m:r>
+          <m:r>
+            <m:t xml:space="preserve">:</m:t>
+          </m:r>
+          <m:r>
+            <m:t xml:space="preserve">φ</m:t>
+          </m:r>
+          <m:d>
+            <m:dPr/>
+            <m:e>
+              <m:r>
+                <m:t xml:space="preserve">x</m:t>
+              </m:r>
+            </m:e>
+          </m:d>
+          <m:r>
+            <m:t xml:space="preserve">φ</m:t>
+          </m:r>
+          <m:d>
+            <m:dPr/>
+            <m:e>
+              <m:r>
+                <m:t xml:space="preserve">y</m:t>
+              </m:r>
+            </m:e>
+          </m:d>
+          <m:r>
+            <m:t xml:space="preserve">:</m:t>
+          </m:r>
+          <m:r>
+            <m:t xml:space="preserve">+</m:t>
+          </m:r>
+          <m:r>
+            <m:t xml:space="preserve">D</m:t>
+          </m:r>
+          <m:d>
+            <m:dPr/>
+            <m:e>
+              <m:r>
+                <m:t xml:space="preserve">x</m:t>
+              </m:r>
+              <m:r>
+                <m:t xml:space="preserve">−</m:t>
+              </m:r>
+              <m:r>
+                <m:t xml:space="preserve">y</m:t>
+              </m:r>
+            </m:e>
+          </m:d>
         </m:oMath>
       </m:oMathPara>
     </w:p>
@@ -908,9 +2712,264 @@
       </w:pPr>
       <m:oMathPara>
         <m:oMath>
+          <m:sSub>
+            <m:e>
+              <m:r>
+                <m:t xml:space="preserve">⟨φ</m:t>
+              </m:r>
+            </m:e>
+            <m:sub>
+              <m:r>
+                <m:t xml:space="preserve">1</m:t>
+              </m:r>
+            </m:sub>
+          </m:sSub>
+          <m:sSub>
+            <m:e>
+              <m:r>
+                <m:t xml:space="preserve">φ</m:t>
+              </m:r>
+            </m:e>
+            <m:sub>
+              <m:r>
+                <m:t xml:space="preserve">2</m:t>
+              </m:r>
+            </m:sub>
+          </m:sSub>
+          <m:sSub>
+            <m:e>
+              <m:r>
+                <m:t xml:space="preserve">φ</m:t>
+              </m:r>
+            </m:e>
+            <m:sub>
+              <m:r>
+                <m:t xml:space="preserve">3</m:t>
+              </m:r>
+            </m:sub>
+          </m:sSub>
+          <m:sSub>
+            <m:e>
+              <m:r>
+                <m:t xml:space="preserve">φ</m:t>
+              </m:r>
+            </m:e>
+            <m:sub>
+              <m:r>
+                <m:t xml:space="preserve">4</m:t>
+              </m:r>
+            </m:sub>
+          </m:sSub>
           <m:r>
-            <m:t xml:space="preserve">⟨φ₁φ₂φ₃φ₄⟩ = D₁₂⟨φ₃φ₄⟩ + D₁₃⟨φ₂φ₄⟩ + D₁₄⟨φ₂φ₃⟩ = D₁₂D₃₄ + D₁₃D₂₄ + D₁₄D₂₃</m:t>
+            <m:t xml:space="preserve">⟩</m:t>
           </m:r>
+          <m:r>
+            <m:t xml:space="preserve">=</m:t>
+          </m:r>
+          <m:sSub>
+            <m:e>
+              <m:r>
+                <m:t xml:space="preserve">D</m:t>
+              </m:r>
+            </m:e>
+            <m:sub>
+              <m:r>
+                <m:t xml:space="preserve">12</m:t>
+              </m:r>
+            </m:sub>
+          </m:sSub>
+          <m:sSub>
+            <m:e>
+              <m:r>
+                <m:t xml:space="preserve">⟨φ</m:t>
+              </m:r>
+            </m:e>
+            <m:sub>
+              <m:r>
+                <m:t xml:space="preserve">3</m:t>
+              </m:r>
+            </m:sub>
+          </m:sSub>
+          <m:sSub>
+            <m:e>
+              <m:r>
+                <m:t xml:space="preserve">φ</m:t>
+              </m:r>
+            </m:e>
+            <m:sub>
+              <m:r>
+                <m:t xml:space="preserve">4</m:t>
+              </m:r>
+            </m:sub>
+          </m:sSub>
+          <m:r>
+            <m:t xml:space="preserve">⟩</m:t>
+          </m:r>
+          <m:r>
+            <m:t xml:space="preserve">+</m:t>
+          </m:r>
+          <m:sSub>
+            <m:e>
+              <m:r>
+                <m:t xml:space="preserve">D</m:t>
+              </m:r>
+            </m:e>
+            <m:sub>
+              <m:r>
+                <m:t xml:space="preserve">13</m:t>
+              </m:r>
+            </m:sub>
+          </m:sSub>
+          <m:sSub>
+            <m:e>
+              <m:r>
+                <m:t xml:space="preserve">⟨φ</m:t>
+              </m:r>
+            </m:e>
+            <m:sub>
+              <m:r>
+                <m:t xml:space="preserve">2</m:t>
+              </m:r>
+            </m:sub>
+          </m:sSub>
+          <m:sSub>
+            <m:e>
+              <m:r>
+                <m:t xml:space="preserve">φ</m:t>
+              </m:r>
+            </m:e>
+            <m:sub>
+              <m:r>
+                <m:t xml:space="preserve">4</m:t>
+              </m:r>
+            </m:sub>
+          </m:sSub>
+          <m:r>
+            <m:t xml:space="preserve">⟩</m:t>
+          </m:r>
+          <m:r>
+            <m:t xml:space="preserve">+</m:t>
+          </m:r>
+          <m:sSub>
+            <m:e>
+              <m:r>
+                <m:t xml:space="preserve">D</m:t>
+              </m:r>
+            </m:e>
+            <m:sub>
+              <m:r>
+                <m:t xml:space="preserve">14</m:t>
+              </m:r>
+            </m:sub>
+          </m:sSub>
+          <m:sSub>
+            <m:e>
+              <m:r>
+                <m:t xml:space="preserve">⟨φ</m:t>
+              </m:r>
+            </m:e>
+            <m:sub>
+              <m:r>
+                <m:t xml:space="preserve">2</m:t>
+              </m:r>
+            </m:sub>
+          </m:sSub>
+          <m:sSub>
+            <m:e>
+              <m:r>
+                <m:t xml:space="preserve">φ</m:t>
+              </m:r>
+            </m:e>
+            <m:sub>
+              <m:r>
+                <m:t xml:space="preserve">3</m:t>
+              </m:r>
+            </m:sub>
+          </m:sSub>
+          <m:r>
+            <m:t xml:space="preserve">⟩</m:t>
+          </m:r>
+          <m:r>
+            <m:t xml:space="preserve">=</m:t>
+          </m:r>
+          <m:sSub>
+            <m:e>
+              <m:r>
+                <m:t xml:space="preserve">D</m:t>
+              </m:r>
+            </m:e>
+            <m:sub>
+              <m:r>
+                <m:t xml:space="preserve">12</m:t>
+              </m:r>
+            </m:sub>
+          </m:sSub>
+          <m:sSub>
+            <m:e>
+              <m:r>
+                <m:t xml:space="preserve">D</m:t>
+              </m:r>
+            </m:e>
+            <m:sub>
+              <m:r>
+                <m:t xml:space="preserve">34</m:t>
+              </m:r>
+            </m:sub>
+          </m:sSub>
+          <m:r>
+            <m:t xml:space="preserve">+</m:t>
+          </m:r>
+          <m:sSub>
+            <m:e>
+              <m:r>
+                <m:t xml:space="preserve">D</m:t>
+              </m:r>
+            </m:e>
+            <m:sub>
+              <m:r>
+                <m:t xml:space="preserve">13</m:t>
+              </m:r>
+            </m:sub>
+          </m:sSub>
+          <m:sSub>
+            <m:e>
+              <m:r>
+                <m:t xml:space="preserve">D</m:t>
+              </m:r>
+            </m:e>
+            <m:sub>
+              <m:r>
+                <m:t xml:space="preserve">24</m:t>
+              </m:r>
+            </m:sub>
+          </m:sSub>
+          <m:r>
+            <m:t xml:space="preserve">+</m:t>
+          </m:r>
+          <m:sSub>
+            <m:e>
+              <m:r>
+                <m:t xml:space="preserve">D</m:t>
+              </m:r>
+            </m:e>
+            <m:sub>
+              <m:r>
+                <m:t xml:space="preserve">14</m:t>
+              </m:r>
+            </m:sub>
+          </m:sSub>
+          <m:sSub>
+            <m:e>
+              <m:r>
+                <m:t xml:space="preserve">D</m:t>
+              </m:r>
+            </m:e>
+            <m:sub>
+              <m:r>
+                <m:t xml:space="preserve">23</m:t>
+              </m:r>
+            </m:sub>
+          </m:sSub>
         </m:oMath>
       </m:oMathPara>
     </w:p>
@@ -986,9 +3045,176 @@
       </w:pPr>
       <m:oMathPara>
         <m:oMath>
+          <m:f>
+            <m:num>
+              <m:sSub>
+                <m:e>
+                  <m:r>
+                    <m:t xml:space="preserve">E</m:t>
+                  </m:r>
+                </m:e>
+                <m:sub>
+                  <m:r>
+                    <m:t xml:space="preserve">Cas</m:t>
+                  </m:r>
+                </m:sub>
+              </m:sSub>
+            </m:num>
+            <m:den>
+              <m:r>
+                <m:t xml:space="preserve">A</m:t>
+              </m:r>
+            </m:den>
+          </m:f>
           <m:r>
-            <m:t xml:space="preserve">E_Cas/A = − π²ℏc/(720 a³),    F/A = − ∂(E_Cas/A)/∂a = − π²ℏc/(240 a⁴)</m:t>
+            <m:t xml:space="preserve">=</m:t>
           </m:r>
+          <m:r>
+            <m:t xml:space="preserve">−</m:t>
+          </m:r>
+          <m:f>
+            <m:num>
+              <m:sSup>
+                <m:e>
+                  <m:r>
+                    <m:t xml:space="preserve">π</m:t>
+                  </m:r>
+                </m:e>
+                <m:sup>
+                  <m:r>
+                    <m:t xml:space="preserve">2</m:t>
+                  </m:r>
+                </m:sup>
+              </m:sSup>
+              <m:r>
+                <m:t xml:space="preserve">ℏc</m:t>
+              </m:r>
+            </m:num>
+            <m:den>
+              <m:r>
+                <m:t xml:space="preserve">720</m:t>
+              </m:r>
+              <m:r>
+                <m:t xml:space="preserve"> </m:t>
+              </m:r>
+              <m:sSup>
+                <m:e>
+                  <m:r>
+                    <m:t xml:space="preserve">a</m:t>
+                  </m:r>
+                </m:e>
+                <m:sup>
+                  <m:r>
+                    <m:t xml:space="preserve">3</m:t>
+                  </m:r>
+                </m:sup>
+              </m:sSup>
+            </m:den>
+          </m:f>
+          <m:r>
+            <m:t xml:space="preserve">,</m:t>
+          </m:r>
+          <m:f>
+            <m:num>
+              <m:r>
+                <m:t xml:space="preserve">F</m:t>
+              </m:r>
+            </m:num>
+            <m:den>
+              <m:r>
+                <m:t xml:space="preserve">A</m:t>
+              </m:r>
+            </m:den>
+          </m:f>
+          <m:r>
+            <m:t xml:space="preserve">=</m:t>
+          </m:r>
+          <m:r>
+            <m:t xml:space="preserve">−</m:t>
+          </m:r>
+          <m:f>
+            <m:num>
+              <m:r>
+                <m:t xml:space="preserve">∂</m:t>
+              </m:r>
+              <m:d>
+                <m:dPr/>
+                <m:e>
+                  <m:f>
+                    <m:num>
+                      <m:sSub>
+                        <m:e>
+                          <m:r>
+                            <m:t xml:space="preserve">E</m:t>
+                          </m:r>
+                        </m:e>
+                        <m:sub>
+                          <m:r>
+                            <m:t xml:space="preserve">Cas</m:t>
+                          </m:r>
+                        </m:sub>
+                      </m:sSub>
+                    </m:num>
+                    <m:den>
+                      <m:r>
+                        <m:t xml:space="preserve">A</m:t>
+                      </m:r>
+                    </m:den>
+                  </m:f>
+                </m:e>
+              </m:d>
+            </m:num>
+            <m:den>
+              <m:r>
+                <m:t xml:space="preserve">∂a</m:t>
+              </m:r>
+            </m:den>
+          </m:f>
+          <m:r>
+            <m:t xml:space="preserve">=</m:t>
+          </m:r>
+          <m:r>
+            <m:t xml:space="preserve">−</m:t>
+          </m:r>
+          <m:f>
+            <m:num>
+              <m:sSup>
+                <m:e>
+                  <m:r>
+                    <m:t xml:space="preserve">π</m:t>
+                  </m:r>
+                </m:e>
+                <m:sup>
+                  <m:r>
+                    <m:t xml:space="preserve">2</m:t>
+                  </m:r>
+                </m:sup>
+              </m:sSup>
+              <m:r>
+                <m:t xml:space="preserve">ℏc</m:t>
+              </m:r>
+            </m:num>
+            <m:den>
+              <m:r>
+                <m:t xml:space="preserve">240</m:t>
+              </m:r>
+              <m:r>
+                <m:t xml:space="preserve"> </m:t>
+              </m:r>
+              <m:sSup>
+                <m:e>
+                  <m:r>
+                    <m:t xml:space="preserve">a</m:t>
+                  </m:r>
+                </m:e>
+                <m:sup>
+                  <m:r>
+                    <m:t xml:space="preserve">4</m:t>
+                  </m:r>
+                </m:sup>
+              </m:sSup>
+            </m:den>
+          </m:f>
         </m:oMath>
       </m:oMathPara>
     </w:p>
